--- a/oposicion/temario/tercer-ejercicio/3A20.docx
+++ b/oposicion/temario/tercer-ejercicio/3A20.docx
@@ -1815,7 +1815,7 @@
         <w:t xml:space="preserve">Nota al opositor. </w:t>
       </w:r>
       <w:r>
-        <w:t xml:space="preserve">Reparto del cante: introducción, 2′30″; I, 7′30″ (I.1, 2′30″; I.2, 2′30″; I.3, 2′30″); II, 11′30″ (II.1, 2′; II.2, 2′; II.3, 3′30″; II.4, 2′; II.5, 2′); III, 7′30″ (III.1, 2′; III.2, 1′30″; III.3, 1′30″; III.4, 2′30″), y conclusión, 1′. El bloque </w:t>
+        <w:t xml:space="preserve">Reparto del cante: introducción, 2′30″; I, 8′ (I.1, 2′30″; I.2, 2′30″; I.3, 3′); II, 11′ (II.1, 2′; II.2, 2′; II.3, 3′30″; II.4, 2′; II.5, 1′30″); III, 7′30″ (III.1, 2′; III.2, 1′30″; III.3, 1′30″; III.4, 2′30″), y conclusión, 1′. El bloque </w:t>
       </w:r>
       <w:hyperlink w:anchor="sec_informacion_asimetrica">
         <w:r>
@@ -2090,7 +2090,7 @@
         <w:rPr>
           <w:rStyle w:val="Minutos"/>
         </w:rPr>
-        <w:t xml:space="preserve">7′30″</w:t>
+        <w:t xml:space="preserve">8′</w:t>
       </w:r>
     </w:p>
     <w:p>
@@ -2160,7 +2160,7 @@
         <w:t xml:space="preserve"> </w:t>
       </w:r>
       <w:r>
-        <w:t xml:space="preserve">(2′30″). La tabla de supuestos y el esquema por etapas, como apoyo.</w:t>
+        <w:t xml:space="preserve">(3′). La tabla de supuestos y el esquema por etapas, como apoyo.</w:t>
       </w:r>
     </w:p>
     <w:p>
@@ -9364,7 +9364,7 @@
         <w:rPr>
           <w:rStyle w:val="Minutos"/>
         </w:rPr>
-        <w:t xml:space="preserve">11′30″</w:t>
+        <w:t xml:space="preserve">11′</w:t>
       </w:r>
     </w:p>
     <w:p>
@@ -9507,7 +9507,7 @@
         <w:t xml:space="preserve"> </w:t>
       </w:r>
       <w:r>
-        <w:t xml:space="preserve">(2′). La escala de la potencia (gráfico </w:t>
+        <w:t xml:space="preserve">(1′30″). La escala de la potencia (gráfico </w:t>
       </w:r>
       <w:hyperlink w:anchor="fig_escala_potencia">
         <w:r>

--- a/oposicion/temario/tercer-ejercicio/3A20.docx
+++ b/oposicion/temario/tercer-ejercicio/3A20.docx
@@ -49268,11 +49268,11 @@
           <w:rPr>
             <w:rStyle w:val="Hyperlink"/>
           </w:rPr>
-          <w:t xml:space="preserve">, 2003, §§ 16.4.2, 370</w:t>
-        </w:r>
-      </w:hyperlink>
-      <w:r>
-        <w:t xml:space="preserve">)</w:t>
+          <w:t xml:space="preserve">, 2003, § 16.4.2</w:t>
+        </w:r>
+      </w:hyperlink>
+      <w:r>
+        <w:t xml:space="preserve">, p. 370)</w:t>
       </w:r>
       <w:r>
         <w:t xml:space="preserve">;</w:t>
@@ -63610,11 +63610,11 @@
           <w:rPr>
             <w:rStyle w:val="Hyperlink"/>
           </w:rPr>
-          <w:t xml:space="preserve">, 2003, §§ 15.6, 355–358</w:t>
-        </w:r>
-      </w:hyperlink>
-      <w:r>
-        <w:t xml:space="preserve">)</w:t>
+          <w:t xml:space="preserve">, 2003, § 15.6</w:t>
+        </w:r>
+      </w:hyperlink>
+      <w:r>
+        <w:t xml:space="preserve">, pp. 355-358)</w:t>
       </w:r>
       <w:r>
         <w:t xml:space="preserve">: del 7,3 % de la renta nacional de la India en 1964, solo por las licencias de importación</w:t>

--- a/oposicion/temario/tercer-ejercicio/3A20.docx
+++ b/oposicion/temario/tercer-ejercicio/3A20.docx
@@ -20,6 +20,28 @@
       </w:r>
       <w:r>
         <w:t xml:space="preserve">de información asimétrica. Aplicaciones prácticas.</w:t>
+      </w:r>
+    </w:p>
+    <w:p>
+      <w:pPr>
+        <w:spacing w:before="0" w:after="200"/>
+      </w:pPr>
+      <w:r>
+        <w:rPr>
+          <w:b/>
+          <w:smallCaps/>
+          <w:color w:val="5F2987"/>
+          <w:sz w:val="16"/>
+        </w:rPr>
+        <w:t xml:space="preserve">Exclusivo · uso personal. </w:t>
+      </w:r>
+      <w:r>
+        <w:rPr>
+          <w:i/>
+          <w:color w:val="767171"/>
+          <w:sz w:val="16"/>
+        </w:rPr>
+        <w:t xml:space="preserve">Material exclusivo de victorgutierrezmarcos.es y la app Oposición TCEE · DCE. Puedes usarlo libremente para tu estudio personal. No se autoriza su incorporación a otras plataformas, aplicaciones o servicios. Condiciones: https://www.victorgutierrezmarcos.es/condiciones-materiales.html</w:t>
       </w:r>
     </w:p>
     <w:p>
@@ -62288,7 +62310,7 @@
         <w:color w:val="767171"/>
         <w:sz w:val="14"/>
       </w:rPr>
-      <w:t xml:space="preserve">© 2026 Víctor Gutiérrez Marcos · CC BY-NC-ND 4.0</w:t>
+      <w:t xml:space="preserve">© 2026 Víctor Gutiérrez Marcos · Exclusivo de victorgutierrezmarcos.es y la app Oposición TCEE · DCE</w:t>
     </w:r>
     <w:r>
       <w:tab/>
@@ -62346,7 +62368,7 @@
         <w:color w:val="767171"/>
         <w:sz w:val="14"/>
       </w:rPr>
-      <w:t xml:space="preserve">© 2026 Víctor Gutiérrez Marcos · CC BY-NC-ND 4.0</w:t>
+      <w:t xml:space="preserve">© 2026 Víctor Gutiérrez Marcos · Exclusivo de victorgutierrezmarcos.es y la app Oposición TCEE · DCE</w:t>
     </w:r>
     <w:r>
       <w:tab/>
@@ -62412,7 +62434,7 @@
         <w:color w:val="767171"/>
         <w:sz w:val="14"/>
       </w:rPr>
-      <w:t xml:space="preserve">© 2026 Víctor Gutiérrez Marcos · CC BY-NC-ND 4.0</w:t>
+      <w:t xml:space="preserve">© 2026 Víctor Gutiérrez Marcos · Exclusivo de victorgutierrezmarcos.es y la app Oposición TCEE · DCE</w:t>
     </w:r>
     <w:r>
       <w:tab/>
